--- a/2026/КПЗ 1 Розклад занять.docx
+++ b/2026/КПЗ 1 Розклад занять.docx
@@ -1096,17 +1096,7 @@
                 <w:sz w:val="28"/>
                 <w:szCs w:val="28"/>
               </w:rPr>
-              <w:t>Планув</w:t>
-            </w:r>
-            <w:bookmarkStart w:id="0" w:name="_GoBack"/>
-            <w:bookmarkEnd w:id="0"/>
-            <w:r>
-              <w:rPr>
-                <w:rFonts w:ascii="Times New Roman" w:hAnsi="Times New Roman" w:cs="Times New Roman"/>
-                <w:sz w:val="28"/>
-                <w:szCs w:val="28"/>
-              </w:rPr>
-              <w:t xml:space="preserve">ання конструювання програмного забезпечення. </w:t>
+              <w:t xml:space="preserve">Планування конструювання програмного забезпечення. </w:t>
             </w:r>
             <w:r>
               <w:rPr>
@@ -1214,6 +1204,23 @@
                 <w:szCs w:val="28"/>
               </w:rPr>
             </w:pPr>
+            <w:r>
+              <w:rPr>
+                <w:rFonts w:ascii="Times New Roman" w:hAnsi="Times New Roman" w:cs="Times New Roman"/>
+                <w:sz w:val="28"/>
+                <w:szCs w:val="28"/>
+                <w:lang w:val="en-US"/>
+              </w:rPr>
+              <w:t>21</w:t>
+            </w:r>
+            <w:r>
+              <w:rPr>
+                <w:rFonts w:ascii="Times New Roman" w:hAnsi="Times New Roman" w:cs="Times New Roman"/>
+                <w:sz w:val="28"/>
+                <w:szCs w:val="28"/>
+              </w:rPr>
+              <w:t>.09</w:t>
+            </w:r>
           </w:p>
         </w:tc>
         <w:tc>
@@ -1244,6 +1251,31 @@
                 <w:lang w:val="ru-RU"/>
               </w:rPr>
             </w:pPr>
+            <w:r>
+              <w:rPr>
+                <w:rFonts w:ascii="Times New Roman" w:hAnsi="Times New Roman" w:cs="Times New Roman"/>
+                <w:sz w:val="28"/>
+                <w:szCs w:val="28"/>
+                <w:lang w:val="en-US"/>
+              </w:rPr>
+              <w:t>21</w:t>
+            </w:r>
+            <w:r>
+              <w:rPr>
+                <w:rFonts w:ascii="Times New Roman" w:hAnsi="Times New Roman" w:cs="Times New Roman"/>
+                <w:sz w:val="28"/>
+                <w:szCs w:val="28"/>
+              </w:rPr>
+              <w:t>.</w:t>
+            </w:r>
+            <w:r>
+              <w:rPr>
+                <w:rFonts w:ascii="Times New Roman" w:hAnsi="Times New Roman" w:cs="Times New Roman"/>
+                <w:sz w:val="28"/>
+                <w:szCs w:val="28"/>
+              </w:rPr>
+              <w:t>09</w:t>
+            </w:r>
           </w:p>
         </w:tc>
         <w:tc>
@@ -1346,6 +1378,14 @@
                 <w:szCs w:val="28"/>
               </w:rPr>
             </w:pPr>
+            <w:r>
+              <w:rPr>
+                <w:rFonts w:ascii="Times New Roman" w:hAnsi="Times New Roman" w:cs="Times New Roman"/>
+                <w:sz w:val="28"/>
+                <w:szCs w:val="28"/>
+              </w:rPr>
+              <w:t>22.09</w:t>
+            </w:r>
           </w:p>
         </w:tc>
         <w:tc>
@@ -1360,6 +1400,14 @@
                 <w:szCs w:val="28"/>
               </w:rPr>
             </w:pPr>
+            <w:r>
+              <w:rPr>
+                <w:rFonts w:ascii="Times New Roman" w:hAnsi="Times New Roman" w:cs="Times New Roman"/>
+                <w:sz w:val="28"/>
+                <w:szCs w:val="28"/>
+              </w:rPr>
+              <w:t>11.10</w:t>
+            </w:r>
           </w:p>
         </w:tc>
         <w:tc>
@@ -1375,6 +1423,14 @@
                 <w:szCs w:val="28"/>
               </w:rPr>
             </w:pPr>
+            <w:r>
+              <w:rPr>
+                <w:rFonts w:ascii="Times New Roman" w:hAnsi="Times New Roman" w:cs="Times New Roman"/>
+                <w:sz w:val="28"/>
+                <w:szCs w:val="28"/>
+              </w:rPr>
+              <w:t>22.09</w:t>
+            </w:r>
           </w:p>
         </w:tc>
         <w:tc>
@@ -1390,6 +1446,14 @@
                 <w:szCs w:val="28"/>
               </w:rPr>
             </w:pPr>
+            <w:r>
+              <w:rPr>
+                <w:rFonts w:ascii="Times New Roman" w:hAnsi="Times New Roman" w:cs="Times New Roman"/>
+                <w:sz w:val="28"/>
+                <w:szCs w:val="28"/>
+              </w:rPr>
+              <w:t>11.10</w:t>
+            </w:r>
           </w:p>
         </w:tc>
         <w:tc>
@@ -1421,7 +1485,7 @@
                 <w:szCs w:val="28"/>
                 <w:lang w:val="ru-RU"/>
               </w:rPr>
-              <w:t>2</w:t>
+              <w:t>03</w:t>
             </w:r>
           </w:p>
         </w:tc>
@@ -1669,6 +1733,14 @@
                 <w:szCs w:val="28"/>
               </w:rPr>
             </w:pPr>
+            <w:r>
+              <w:rPr>
+                <w:rFonts w:ascii="Times New Roman" w:hAnsi="Times New Roman" w:cs="Times New Roman"/>
+                <w:sz w:val="28"/>
+                <w:szCs w:val="28"/>
+              </w:rPr>
+              <w:t>23.09</w:t>
+            </w:r>
           </w:p>
         </w:tc>
         <w:tc>
@@ -1698,6 +1770,14 @@
                 <w:szCs w:val="28"/>
               </w:rPr>
             </w:pPr>
+            <w:r>
+              <w:rPr>
+                <w:rFonts w:ascii="Times New Roman" w:hAnsi="Times New Roman" w:cs="Times New Roman"/>
+                <w:sz w:val="28"/>
+                <w:szCs w:val="28"/>
+              </w:rPr>
+              <w:t>23.09</w:t>
+            </w:r>
           </w:p>
         </w:tc>
         <w:tc>
@@ -1732,9 +1812,8 @@
                 <w:rFonts w:ascii="Times New Roman" w:hAnsi="Times New Roman" w:cs="Times New Roman"/>
                 <w:sz w:val="28"/>
                 <w:szCs w:val="28"/>
-                <w:highlight w:val="yellow"/>
-              </w:rPr>
-              <w:t>ПР1-2</w:t>
+              </w:rPr>
+              <w:t>Л04</w:t>
             </w:r>
           </w:p>
         </w:tc>
@@ -1769,34 +1848,226 @@
           <w:p>
             <w:pPr>
               <w:rPr>
-                <w:rFonts w:ascii="Times New Roman" w:hAnsi="Times New Roman" w:cs="Times New Roman"/>
-                <w:b/>
-                <w:sz w:val="28"/>
-                <w:szCs w:val="28"/>
-              </w:rPr>
-            </w:pPr>
-            <w:r>
-              <w:rPr>
                 <w:rFonts w:ascii="Times New Roman" w:eastAsia="Times New Roman" w:hAnsi="Times New Roman" w:cs="Times New Roman"/>
                 <w:sz w:val="28"/>
                 <w:szCs w:val="28"/>
                 <w:lang w:eastAsia="ru-RU"/>
               </w:rPr>
-              <w:t xml:space="preserve">Розробка </w:t>
-            </w:r>
-            <w:r>
-              <w:rPr>
-                <w:rFonts w:ascii="Times New Roman" w:hAnsi="Times New Roman" w:cs="Times New Roman"/>
-                <w:sz w:val="28"/>
-                <w:szCs w:val="28"/>
-              </w:rPr>
-              <w:t>плану та розподіл ресурсів проекту</w:t>
+            </w:pPr>
+            <w:r>
+              <w:rPr>
+                <w:rFonts w:ascii="Times New Roman" w:hAnsi="Times New Roman" w:cs="Times New Roman"/>
+                <w:sz w:val="28"/>
+                <w:szCs w:val="28"/>
+              </w:rPr>
+              <w:t>Етапи життєвого циклу програмного забезпечення та дії щодо констру</w:t>
+            </w:r>
+            <w:r>
+              <w:rPr>
+                <w:rFonts w:ascii="Times New Roman" w:hAnsi="Times New Roman" w:cs="Times New Roman"/>
+                <w:sz w:val="28"/>
+                <w:szCs w:val="28"/>
+              </w:rPr>
+              <w:t>ю</w:t>
+            </w:r>
+            <w:r>
+              <w:rPr>
+                <w:rFonts w:ascii="Times New Roman" w:hAnsi="Times New Roman" w:cs="Times New Roman"/>
+                <w:sz w:val="28"/>
+                <w:szCs w:val="28"/>
+              </w:rPr>
+              <w:t>вання</w:t>
+            </w:r>
+          </w:p>
+        </w:tc>
+      </w:tr>
+      <w:tr>
+        <w:tblPrEx>
+          <w:jc w:val="left"/>
+        </w:tblPrEx>
+        <w:tc>
+          <w:tcPr>
+            <w:tcW w:w="1135" w:type="dxa"/>
+          </w:tcPr>
+          <w:p>
+            <w:pPr>
+              <w:rPr>
+                <w:rFonts w:ascii="Times New Roman" w:hAnsi="Times New Roman" w:cs="Times New Roman"/>
+                <w:sz w:val="28"/>
+                <w:szCs w:val="28"/>
+              </w:rPr>
+            </w:pPr>
+            <w:r>
+              <w:rPr>
+                <w:rFonts w:ascii="Times New Roman" w:hAnsi="Times New Roman" w:cs="Times New Roman"/>
+                <w:sz w:val="28"/>
+                <w:szCs w:val="28"/>
+              </w:rPr>
+              <w:t>25.09</w:t>
+            </w:r>
+          </w:p>
+        </w:tc>
+        <w:tc>
+          <w:tcPr>
+            <w:tcW w:w="947" w:type="dxa"/>
+          </w:tcPr>
+          <w:p>
+            <w:pPr>
+              <w:rPr>
+                <w:rFonts w:ascii="Times New Roman" w:hAnsi="Times New Roman" w:cs="Times New Roman"/>
+                <w:sz w:val="28"/>
+                <w:szCs w:val="28"/>
+              </w:rPr>
+            </w:pPr>
+            <w:r>
+              <w:rPr>
+                <w:rFonts w:ascii="Times New Roman" w:hAnsi="Times New Roman" w:cs="Times New Roman"/>
+                <w:sz w:val="28"/>
+                <w:szCs w:val="28"/>
+              </w:rPr>
+              <w:t>12.10</w:t>
+            </w:r>
+          </w:p>
+        </w:tc>
+        <w:tc>
+          <w:tcPr>
+            <w:tcW w:w="1174" w:type="dxa"/>
+          </w:tcPr>
+          <w:p>
+            <w:pPr>
+              <w:rPr>
+                <w:rFonts w:ascii="Times New Roman" w:hAnsi="Times New Roman" w:cs="Times New Roman"/>
+                <w:sz w:val="28"/>
+                <w:szCs w:val="28"/>
+              </w:rPr>
+            </w:pPr>
+            <w:bookmarkStart w:id="0" w:name="_GoBack"/>
+            <w:bookmarkEnd w:id="0"/>
+            <w:r>
+              <w:rPr>
+                <w:rFonts w:ascii="Times New Roman" w:hAnsi="Times New Roman" w:cs="Times New Roman"/>
+                <w:sz w:val="28"/>
+                <w:szCs w:val="28"/>
+              </w:rPr>
+              <w:t>25.09</w:t>
+            </w:r>
+          </w:p>
+        </w:tc>
+        <w:tc>
+          <w:tcPr>
+            <w:tcW w:w="992" w:type="dxa"/>
+          </w:tcPr>
+          <w:p>
+            <w:pPr>
+              <w:rPr>
+                <w:rFonts w:ascii="Times New Roman" w:hAnsi="Times New Roman" w:cs="Times New Roman"/>
+                <w:sz w:val="28"/>
+                <w:szCs w:val="28"/>
+              </w:rPr>
+            </w:pPr>
+            <w:r>
+              <w:rPr>
+                <w:rFonts w:ascii="Times New Roman" w:hAnsi="Times New Roman" w:cs="Times New Roman"/>
+                <w:sz w:val="28"/>
+                <w:szCs w:val="28"/>
+              </w:rPr>
+              <w:t>12.10</w:t>
+            </w:r>
+          </w:p>
+        </w:tc>
+        <w:tc>
+          <w:tcPr>
+            <w:tcW w:w="992" w:type="dxa"/>
+          </w:tcPr>
+          <w:p>
+            <w:pPr>
+              <w:rPr>
+                <w:highlight w:val="yellow"/>
+              </w:rPr>
+            </w:pPr>
+            <w:r>
+              <w:rPr>
+                <w:rFonts w:ascii="Times New Roman" w:hAnsi="Times New Roman" w:cs="Times New Roman"/>
+                <w:sz w:val="28"/>
+                <w:szCs w:val="28"/>
+              </w:rPr>
+              <w:t>ПР</w:t>
+            </w:r>
+            <w:r>
+              <w:rPr>
+                <w:rFonts w:ascii="Times New Roman" w:hAnsi="Times New Roman" w:cs="Times New Roman"/>
+                <w:sz w:val="28"/>
+                <w:szCs w:val="28"/>
+              </w:rPr>
+              <w:t>04</w:t>
+            </w:r>
+          </w:p>
+        </w:tc>
+        <w:tc>
+          <w:tcPr>
+            <w:tcW w:w="851" w:type="dxa"/>
+          </w:tcPr>
+          <w:p>
+            <w:pPr>
+              <w:pStyle w:val="a4"/>
+              <w:tabs>
+                <w:tab w:val="left" w:pos="499"/>
+              </w:tabs>
+              <w:ind w:left="2"/>
+              <w:rPr>
+                <w:rFonts w:ascii="Times New Roman" w:hAnsi="Times New Roman" w:cs="Times New Roman"/>
+                <w:sz w:val="28"/>
+                <w:szCs w:val="28"/>
+              </w:rPr>
+            </w:pPr>
+            <w:r>
+              <w:rPr>
+                <w:rFonts w:ascii="Times New Roman" w:hAnsi="Times New Roman" w:cs="Times New Roman"/>
+                <w:sz w:val="28"/>
+                <w:szCs w:val="28"/>
+              </w:rPr>
+              <w:t>8</w:t>
+            </w:r>
+            <w:r>
+              <w:rPr>
+                <w:rFonts w:ascii="Times New Roman" w:hAnsi="Times New Roman" w:cs="Times New Roman"/>
+                <w:sz w:val="28"/>
+                <w:szCs w:val="28"/>
+              </w:rPr>
+              <w:t>.</w:t>
+            </w:r>
+          </w:p>
+        </w:tc>
+        <w:tc>
+          <w:tcPr>
+            <w:tcW w:w="9072" w:type="dxa"/>
+          </w:tcPr>
+          <w:p>
+            <w:pPr>
+              <w:jc w:val="both"/>
+              <w:rPr>
+                <w:rFonts w:ascii="Times New Roman" w:eastAsia="Times New Roman" w:hAnsi="Times New Roman" w:cs="Times New Roman"/>
+                <w:bCs/>
+                <w:color w:val="000000"/>
+                <w:sz w:val="28"/>
+                <w:szCs w:val="28"/>
+                <w:shd w:val="clear" w:color="auto" w:fill="FFFFFF"/>
+              </w:rPr>
+            </w:pPr>
+            <w:r>
+              <w:rPr>
+                <w:rFonts w:ascii="Times New Roman" w:hAnsi="Times New Roman" w:cs="Times New Roman"/>
+                <w:sz w:val="28"/>
+                <w:szCs w:val="28"/>
+              </w:rPr>
+              <w:t>Проектування програмного забезпечення за допомогою  еволюційної моделі</w:t>
             </w:r>
           </w:p>
         </w:tc>
       </w:tr>
       <w:tr>
         <w:trPr>
+          <w:trHeight w:val="358"/>
           <w:jc w:val="center"/>
         </w:trPr>
         <w:tc>
@@ -1832,37 +2103,34 @@
         <w:tc>
           <w:tcPr>
             <w:tcW w:w="1174" w:type="dxa"/>
-            <w:shd w:val="clear" w:color="auto" w:fill="auto"/>
-          </w:tcPr>
-          <w:p>
-            <w:pPr>
-              <w:rPr>
-                <w:rFonts w:ascii="Times New Roman" w:hAnsi="Times New Roman" w:cs="Times New Roman"/>
-                <w:sz w:val="28"/>
-                <w:szCs w:val="28"/>
-              </w:rPr>
-            </w:pPr>
-          </w:p>
-        </w:tc>
-        <w:tc>
-          <w:tcPr>
-            <w:tcW w:w="992" w:type="dxa"/>
-            <w:shd w:val="clear" w:color="auto" w:fill="auto"/>
-          </w:tcPr>
-          <w:p>
-            <w:pPr>
-              <w:rPr>
-                <w:rFonts w:ascii="Times New Roman" w:hAnsi="Times New Roman" w:cs="Times New Roman"/>
-                <w:sz w:val="28"/>
-                <w:szCs w:val="28"/>
-              </w:rPr>
-            </w:pPr>
-          </w:p>
-        </w:tc>
-        <w:tc>
-          <w:tcPr>
-            <w:tcW w:w="992" w:type="dxa"/>
-            <w:shd w:val="clear" w:color="auto" w:fill="auto"/>
+          </w:tcPr>
+          <w:p>
+            <w:pPr>
+              <w:rPr>
+                <w:rFonts w:ascii="Times New Roman" w:hAnsi="Times New Roman" w:cs="Times New Roman"/>
+                <w:sz w:val="28"/>
+                <w:szCs w:val="28"/>
+              </w:rPr>
+            </w:pPr>
+          </w:p>
+        </w:tc>
+        <w:tc>
+          <w:tcPr>
+            <w:tcW w:w="992" w:type="dxa"/>
+          </w:tcPr>
+          <w:p>
+            <w:pPr>
+              <w:rPr>
+                <w:rFonts w:ascii="Times New Roman" w:hAnsi="Times New Roman" w:cs="Times New Roman"/>
+                <w:sz w:val="28"/>
+                <w:szCs w:val="28"/>
+              </w:rPr>
+            </w:pPr>
+          </w:p>
+        </w:tc>
+        <w:tc>
+          <w:tcPr>
+            <w:tcW w:w="992" w:type="dxa"/>
           </w:tcPr>
           <w:p>
             <w:pPr>
@@ -1880,14 +2148,13 @@
                 <w:szCs w:val="28"/>
                 <w:highlight w:val="yellow"/>
               </w:rPr>
-              <w:t>ПР1-3</w:t>
+              <w:t>ПР1-2</w:t>
             </w:r>
           </w:p>
         </w:tc>
         <w:tc>
           <w:tcPr>
             <w:tcW w:w="851" w:type="dxa"/>
-            <w:shd w:val="clear" w:color="auto" w:fill="auto"/>
           </w:tcPr>
           <w:p>
             <w:pPr>
@@ -1903,6 +2170,7 @@
               <w:rPr>
                 <w:rFonts w:ascii="Times New Roman" w:hAnsi="Times New Roman" w:cs="Times New Roman"/>
                 <w:sz w:val="28"/>
+                <w:szCs w:val="28"/>
               </w:rPr>
             </w:pPr>
           </w:p>
@@ -1916,16 +2184,27 @@
             <w:pPr>
               <w:rPr>
                 <w:rFonts w:ascii="Times New Roman" w:hAnsi="Times New Roman" w:cs="Times New Roman"/>
-                <w:sz w:val="28"/>
-              </w:rPr>
-            </w:pPr>
-            <w:r>
-              <w:rPr>
-                <w:rFonts w:ascii="Times New Roman" w:hAnsi="Times New Roman" w:cs="Times New Roman"/>
-                <w:sz w:val="28"/>
-                <w:szCs w:val="28"/>
-              </w:rPr>
-              <w:t>Розрахунок параметрів мережевих моделей проектів</w:t>
+                <w:b/>
+                <w:sz w:val="28"/>
+                <w:szCs w:val="28"/>
+              </w:rPr>
+            </w:pPr>
+            <w:r>
+              <w:rPr>
+                <w:rFonts w:ascii="Times New Roman" w:eastAsia="Times New Roman" w:hAnsi="Times New Roman" w:cs="Times New Roman"/>
+                <w:sz w:val="28"/>
+                <w:szCs w:val="28"/>
+                <w:lang w:eastAsia="ru-RU"/>
+              </w:rPr>
+              <w:t xml:space="preserve">Розробка </w:t>
+            </w:r>
+            <w:r>
+              <w:rPr>
+                <w:rFonts w:ascii="Times New Roman" w:hAnsi="Times New Roman" w:cs="Times New Roman"/>
+                <w:sz w:val="28"/>
+                <w:szCs w:val="28"/>
+              </w:rPr>
+              <w:t>плану та розподіл ресурсів проекту</w:t>
             </w:r>
           </w:p>
         </w:tc>
@@ -1967,34 +2246,37 @@
         <w:tc>
           <w:tcPr>
             <w:tcW w:w="1174" w:type="dxa"/>
-          </w:tcPr>
-          <w:p>
-            <w:pPr>
-              <w:rPr>
-                <w:rFonts w:ascii="Times New Roman" w:hAnsi="Times New Roman" w:cs="Times New Roman"/>
-                <w:sz w:val="28"/>
-                <w:szCs w:val="28"/>
-              </w:rPr>
-            </w:pPr>
-          </w:p>
-        </w:tc>
-        <w:tc>
-          <w:tcPr>
-            <w:tcW w:w="992" w:type="dxa"/>
-          </w:tcPr>
-          <w:p>
-            <w:pPr>
-              <w:rPr>
-                <w:rFonts w:ascii="Times New Roman" w:hAnsi="Times New Roman" w:cs="Times New Roman"/>
-                <w:sz w:val="28"/>
-                <w:szCs w:val="28"/>
-              </w:rPr>
-            </w:pPr>
-          </w:p>
-        </w:tc>
-        <w:tc>
-          <w:tcPr>
-            <w:tcW w:w="992" w:type="dxa"/>
+            <w:shd w:val="clear" w:color="auto" w:fill="auto"/>
+          </w:tcPr>
+          <w:p>
+            <w:pPr>
+              <w:rPr>
+                <w:rFonts w:ascii="Times New Roman" w:hAnsi="Times New Roman" w:cs="Times New Roman"/>
+                <w:sz w:val="28"/>
+                <w:szCs w:val="28"/>
+              </w:rPr>
+            </w:pPr>
+          </w:p>
+        </w:tc>
+        <w:tc>
+          <w:tcPr>
+            <w:tcW w:w="992" w:type="dxa"/>
+            <w:shd w:val="clear" w:color="auto" w:fill="auto"/>
+          </w:tcPr>
+          <w:p>
+            <w:pPr>
+              <w:rPr>
+                <w:rFonts w:ascii="Times New Roman" w:hAnsi="Times New Roman" w:cs="Times New Roman"/>
+                <w:sz w:val="28"/>
+                <w:szCs w:val="28"/>
+              </w:rPr>
+            </w:pPr>
+          </w:p>
+        </w:tc>
+        <w:tc>
+          <w:tcPr>
+            <w:tcW w:w="992" w:type="dxa"/>
+            <w:shd w:val="clear" w:color="auto" w:fill="auto"/>
           </w:tcPr>
           <w:p>
             <w:pPr>
@@ -2012,13 +2294,14 @@
                 <w:szCs w:val="28"/>
                 <w:highlight w:val="yellow"/>
               </w:rPr>
-              <w:t>Л05</w:t>
+              <w:t>ПР1-3</w:t>
             </w:r>
           </w:p>
         </w:tc>
         <w:tc>
           <w:tcPr>
             <w:tcW w:w="851" w:type="dxa"/>
+            <w:shd w:val="clear" w:color="auto" w:fill="auto"/>
           </w:tcPr>
           <w:p>
             <w:pPr>
@@ -2034,7 +2317,6 @@
               <w:rPr>
                 <w:rFonts w:ascii="Times New Roman" w:hAnsi="Times New Roman" w:cs="Times New Roman"/>
                 <w:sz w:val="28"/>
-                <w:szCs w:val="28"/>
               </w:rPr>
             </w:pPr>
           </w:p>
@@ -2042,23 +2324,22 @@
         <w:tc>
           <w:tcPr>
             <w:tcW w:w="9072" w:type="dxa"/>
-          </w:tcPr>
-          <w:p>
-            <w:pPr>
-              <w:rPr>
-                <w:rFonts w:ascii="Times New Roman" w:hAnsi="Times New Roman" w:cs="Times New Roman"/>
-                <w:b/>
-                <w:sz w:val="28"/>
-                <w:szCs w:val="28"/>
-              </w:rPr>
-            </w:pPr>
-            <w:r>
-              <w:rPr>
-                <w:rFonts w:ascii="Times New Roman" w:hAnsi="Times New Roman" w:cs="Times New Roman"/>
-                <w:sz w:val="28"/>
-                <w:szCs w:val="28"/>
-              </w:rPr>
-              <w:t xml:space="preserve">Архітектура програмного забезпечення </w:t>
+            <w:shd w:val="clear" w:color="auto" w:fill="auto"/>
+          </w:tcPr>
+          <w:p>
+            <w:pPr>
+              <w:rPr>
+                <w:rFonts w:ascii="Times New Roman" w:hAnsi="Times New Roman" w:cs="Times New Roman"/>
+                <w:sz w:val="28"/>
+              </w:rPr>
+            </w:pPr>
+            <w:r>
+              <w:rPr>
+                <w:rFonts w:ascii="Times New Roman" w:hAnsi="Times New Roman" w:cs="Times New Roman"/>
+                <w:sz w:val="28"/>
+                <w:szCs w:val="28"/>
+              </w:rPr>
+              <w:t>Розрахунок параметрів мережевих моделей проектів</w:t>
             </w:r>
           </w:p>
         </w:tc>
@@ -2145,6 +2426,139 @@
                 <w:szCs w:val="28"/>
                 <w:highlight w:val="yellow"/>
               </w:rPr>
+              <w:t>Л05</w:t>
+            </w:r>
+          </w:p>
+        </w:tc>
+        <w:tc>
+          <w:tcPr>
+            <w:tcW w:w="851" w:type="dxa"/>
+          </w:tcPr>
+          <w:p>
+            <w:pPr>
+              <w:pStyle w:val="a4"/>
+              <w:numPr>
+                <w:ilvl w:val="0"/>
+                <w:numId w:val="1"/>
+              </w:numPr>
+              <w:tabs>
+                <w:tab w:val="left" w:pos="499"/>
+              </w:tabs>
+              <w:ind w:left="2" w:firstLine="0"/>
+              <w:rPr>
+                <w:rFonts w:ascii="Times New Roman" w:hAnsi="Times New Roman" w:cs="Times New Roman"/>
+                <w:sz w:val="28"/>
+                <w:szCs w:val="28"/>
+              </w:rPr>
+            </w:pPr>
+          </w:p>
+        </w:tc>
+        <w:tc>
+          <w:tcPr>
+            <w:tcW w:w="9072" w:type="dxa"/>
+          </w:tcPr>
+          <w:p>
+            <w:pPr>
+              <w:rPr>
+                <w:rFonts w:ascii="Times New Roman" w:hAnsi="Times New Roman" w:cs="Times New Roman"/>
+                <w:b/>
+                <w:sz w:val="28"/>
+                <w:szCs w:val="28"/>
+              </w:rPr>
+            </w:pPr>
+            <w:r>
+              <w:rPr>
+                <w:rFonts w:ascii="Times New Roman" w:hAnsi="Times New Roman" w:cs="Times New Roman"/>
+                <w:sz w:val="28"/>
+                <w:szCs w:val="28"/>
+              </w:rPr>
+              <w:t xml:space="preserve">Архітектура програмного забезпечення </w:t>
+            </w:r>
+          </w:p>
+        </w:tc>
+      </w:tr>
+      <w:tr>
+        <w:trPr>
+          <w:jc w:val="center"/>
+        </w:trPr>
+        <w:tc>
+          <w:tcPr>
+            <w:tcW w:w="1135" w:type="dxa"/>
+            <w:shd w:val="clear" w:color="auto" w:fill="auto"/>
+          </w:tcPr>
+          <w:p>
+            <w:pPr>
+              <w:rPr>
+                <w:rFonts w:ascii="Times New Roman" w:hAnsi="Times New Roman" w:cs="Times New Roman"/>
+                <w:sz w:val="28"/>
+                <w:szCs w:val="28"/>
+              </w:rPr>
+            </w:pPr>
+          </w:p>
+        </w:tc>
+        <w:tc>
+          <w:tcPr>
+            <w:tcW w:w="947" w:type="dxa"/>
+            <w:shd w:val="clear" w:color="auto" w:fill="auto"/>
+          </w:tcPr>
+          <w:p>
+            <w:pPr>
+              <w:rPr>
+                <w:rFonts w:ascii="Times New Roman" w:hAnsi="Times New Roman" w:cs="Times New Roman"/>
+                <w:sz w:val="28"/>
+                <w:szCs w:val="28"/>
+              </w:rPr>
+            </w:pPr>
+          </w:p>
+        </w:tc>
+        <w:tc>
+          <w:tcPr>
+            <w:tcW w:w="1174" w:type="dxa"/>
+          </w:tcPr>
+          <w:p>
+            <w:pPr>
+              <w:rPr>
+                <w:rFonts w:ascii="Times New Roman" w:hAnsi="Times New Roman" w:cs="Times New Roman"/>
+                <w:sz w:val="28"/>
+                <w:szCs w:val="28"/>
+              </w:rPr>
+            </w:pPr>
+          </w:p>
+        </w:tc>
+        <w:tc>
+          <w:tcPr>
+            <w:tcW w:w="992" w:type="dxa"/>
+          </w:tcPr>
+          <w:p>
+            <w:pPr>
+              <w:rPr>
+                <w:rFonts w:ascii="Times New Roman" w:hAnsi="Times New Roman" w:cs="Times New Roman"/>
+                <w:sz w:val="28"/>
+                <w:szCs w:val="28"/>
+              </w:rPr>
+            </w:pPr>
+          </w:p>
+        </w:tc>
+        <w:tc>
+          <w:tcPr>
+            <w:tcW w:w="992" w:type="dxa"/>
+          </w:tcPr>
+          <w:p>
+            <w:pPr>
+              <w:rPr>
+                <w:rFonts w:ascii="Times New Roman" w:hAnsi="Times New Roman" w:cs="Times New Roman"/>
+                <w:sz w:val="28"/>
+                <w:szCs w:val="28"/>
+                <w:highlight w:val="yellow"/>
+              </w:rPr>
+            </w:pPr>
+            <w:r>
+              <w:rPr>
+                <w:rFonts w:ascii="Times New Roman" w:hAnsi="Times New Roman" w:cs="Times New Roman"/>
+                <w:sz w:val="28"/>
+                <w:szCs w:val="28"/>
+                <w:highlight w:val="yellow"/>
+              </w:rPr>
               <w:t>Л06</w:t>
             </w:r>
           </w:p>
@@ -2195,273 +2609,6 @@
                 <w:szCs w:val="28"/>
               </w:rPr>
               <w:t>Архітектура програмного забезпечення – основні класи</w:t>
-            </w:r>
-          </w:p>
-        </w:tc>
-      </w:tr>
-      <w:tr>
-        <w:tblPrEx>
-          <w:jc w:val="left"/>
-        </w:tblPrEx>
-        <w:tc>
-          <w:tcPr>
-            <w:tcW w:w="1135" w:type="dxa"/>
-          </w:tcPr>
-          <w:p>
-            <w:pPr>
-              <w:rPr>
-                <w:rFonts w:ascii="Times New Roman" w:hAnsi="Times New Roman" w:cs="Times New Roman"/>
-                <w:sz w:val="28"/>
-                <w:szCs w:val="28"/>
-              </w:rPr>
-            </w:pPr>
-          </w:p>
-        </w:tc>
-        <w:tc>
-          <w:tcPr>
-            <w:tcW w:w="947" w:type="dxa"/>
-          </w:tcPr>
-          <w:p>
-            <w:pPr>
-              <w:rPr>
-                <w:rFonts w:ascii="Times New Roman" w:hAnsi="Times New Roman" w:cs="Times New Roman"/>
-                <w:sz w:val="28"/>
-                <w:szCs w:val="28"/>
-              </w:rPr>
-            </w:pPr>
-          </w:p>
-        </w:tc>
-        <w:tc>
-          <w:tcPr>
-            <w:tcW w:w="1174" w:type="dxa"/>
-          </w:tcPr>
-          <w:p>
-            <w:pPr>
-              <w:rPr>
-                <w:rFonts w:ascii="Times New Roman" w:hAnsi="Times New Roman" w:cs="Times New Roman"/>
-                <w:sz w:val="28"/>
-                <w:szCs w:val="28"/>
-              </w:rPr>
-            </w:pPr>
-          </w:p>
-        </w:tc>
-        <w:tc>
-          <w:tcPr>
-            <w:tcW w:w="992" w:type="dxa"/>
-          </w:tcPr>
-          <w:p>
-            <w:pPr>
-              <w:rPr>
-                <w:rFonts w:ascii="Times New Roman" w:hAnsi="Times New Roman" w:cs="Times New Roman"/>
-                <w:sz w:val="28"/>
-                <w:szCs w:val="28"/>
-              </w:rPr>
-            </w:pPr>
-          </w:p>
-        </w:tc>
-        <w:tc>
-          <w:tcPr>
-            <w:tcW w:w="992" w:type="dxa"/>
-          </w:tcPr>
-          <w:p>
-            <w:pPr>
-              <w:rPr>
-                <w:highlight w:val="yellow"/>
-              </w:rPr>
-            </w:pPr>
-            <w:r>
-              <w:rPr>
-                <w:rFonts w:ascii="Times New Roman" w:hAnsi="Times New Roman" w:cs="Times New Roman"/>
-                <w:sz w:val="28"/>
-                <w:szCs w:val="28"/>
-                <w:highlight w:val="yellow"/>
-              </w:rPr>
-              <w:t>ПР2-1</w:t>
-            </w:r>
-          </w:p>
-        </w:tc>
-        <w:tc>
-          <w:tcPr>
-            <w:tcW w:w="851" w:type="dxa"/>
-          </w:tcPr>
-          <w:p>
-            <w:pPr>
-              <w:pStyle w:val="a4"/>
-              <w:tabs>
-                <w:tab w:val="left" w:pos="499"/>
-              </w:tabs>
-              <w:ind w:left="2"/>
-              <w:rPr>
-                <w:rFonts w:ascii="Times New Roman" w:hAnsi="Times New Roman" w:cs="Times New Roman"/>
-                <w:sz w:val="28"/>
-                <w:szCs w:val="28"/>
-              </w:rPr>
-            </w:pPr>
-            <w:r>
-              <w:rPr>
-                <w:rFonts w:ascii="Times New Roman" w:hAnsi="Times New Roman" w:cs="Times New Roman"/>
-                <w:sz w:val="28"/>
-                <w:szCs w:val="28"/>
-              </w:rPr>
-              <w:t>10.</w:t>
-            </w:r>
-          </w:p>
-        </w:tc>
-        <w:tc>
-          <w:tcPr>
-            <w:tcW w:w="9072" w:type="dxa"/>
-          </w:tcPr>
-          <w:p>
-            <w:pPr>
-              <w:jc w:val="both"/>
-              <w:rPr>
-                <w:rFonts w:ascii="Times New Roman" w:eastAsia="Times New Roman" w:hAnsi="Times New Roman" w:cs="Times New Roman"/>
-                <w:bCs/>
-                <w:color w:val="000000"/>
-                <w:sz w:val="28"/>
-                <w:szCs w:val="28"/>
-                <w:shd w:val="clear" w:color="auto" w:fill="FFFFFF"/>
-              </w:rPr>
-            </w:pPr>
-            <w:r>
-              <w:rPr>
-                <w:rFonts w:ascii="Times New Roman" w:hAnsi="Times New Roman" w:cs="Times New Roman"/>
-                <w:sz w:val="28"/>
-                <w:szCs w:val="28"/>
-              </w:rPr>
-              <w:t>Проектування програмного забезпечення за каскадної (водоспадної) моделі</w:t>
-            </w:r>
-          </w:p>
-        </w:tc>
-      </w:tr>
-      <w:tr>
-        <w:tblPrEx>
-          <w:jc w:val="left"/>
-        </w:tblPrEx>
-        <w:tc>
-          <w:tcPr>
-            <w:tcW w:w="1135" w:type="dxa"/>
-          </w:tcPr>
-          <w:p>
-            <w:pPr>
-              <w:rPr>
-                <w:rFonts w:ascii="Times New Roman" w:hAnsi="Times New Roman" w:cs="Times New Roman"/>
-                <w:sz w:val="28"/>
-                <w:szCs w:val="28"/>
-              </w:rPr>
-            </w:pPr>
-          </w:p>
-        </w:tc>
-        <w:tc>
-          <w:tcPr>
-            <w:tcW w:w="947" w:type="dxa"/>
-          </w:tcPr>
-          <w:p>
-            <w:pPr>
-              <w:rPr>
-                <w:rFonts w:ascii="Times New Roman" w:hAnsi="Times New Roman" w:cs="Times New Roman"/>
-                <w:sz w:val="28"/>
-                <w:szCs w:val="28"/>
-              </w:rPr>
-            </w:pPr>
-          </w:p>
-        </w:tc>
-        <w:tc>
-          <w:tcPr>
-            <w:tcW w:w="1174" w:type="dxa"/>
-          </w:tcPr>
-          <w:p>
-            <w:pPr>
-              <w:rPr>
-                <w:rFonts w:ascii="Times New Roman" w:hAnsi="Times New Roman" w:cs="Times New Roman"/>
-                <w:sz w:val="28"/>
-                <w:szCs w:val="28"/>
-              </w:rPr>
-            </w:pPr>
-          </w:p>
-        </w:tc>
-        <w:tc>
-          <w:tcPr>
-            <w:tcW w:w="992" w:type="dxa"/>
-          </w:tcPr>
-          <w:p>
-            <w:pPr>
-              <w:rPr>
-                <w:rFonts w:ascii="Times New Roman" w:hAnsi="Times New Roman" w:cs="Times New Roman"/>
-                <w:sz w:val="28"/>
-                <w:szCs w:val="28"/>
-              </w:rPr>
-            </w:pPr>
-          </w:p>
-        </w:tc>
-        <w:tc>
-          <w:tcPr>
-            <w:tcW w:w="992" w:type="dxa"/>
-          </w:tcPr>
-          <w:p>
-            <w:pPr>
-              <w:rPr>
-                <w:highlight w:val="yellow"/>
-              </w:rPr>
-            </w:pPr>
-            <w:r>
-              <w:rPr>
-                <w:rFonts w:ascii="Times New Roman" w:hAnsi="Times New Roman" w:cs="Times New Roman"/>
-                <w:sz w:val="28"/>
-                <w:szCs w:val="28"/>
-                <w:highlight w:val="yellow"/>
-              </w:rPr>
-              <w:t>ПР2-2</w:t>
-            </w:r>
-          </w:p>
-        </w:tc>
-        <w:tc>
-          <w:tcPr>
-            <w:tcW w:w="851" w:type="dxa"/>
-          </w:tcPr>
-          <w:p>
-            <w:pPr>
-              <w:pStyle w:val="a4"/>
-              <w:tabs>
-                <w:tab w:val="left" w:pos="499"/>
-              </w:tabs>
-              <w:ind w:left="2"/>
-              <w:rPr>
-                <w:rFonts w:ascii="Times New Roman" w:hAnsi="Times New Roman" w:cs="Times New Roman"/>
-                <w:sz w:val="28"/>
-                <w:szCs w:val="28"/>
-              </w:rPr>
-            </w:pPr>
-            <w:r>
-              <w:rPr>
-                <w:rFonts w:ascii="Times New Roman" w:hAnsi="Times New Roman" w:cs="Times New Roman"/>
-                <w:sz w:val="28"/>
-                <w:szCs w:val="28"/>
-              </w:rPr>
-              <w:t>11.</w:t>
-            </w:r>
-          </w:p>
-        </w:tc>
-        <w:tc>
-          <w:tcPr>
-            <w:tcW w:w="9072" w:type="dxa"/>
-          </w:tcPr>
-          <w:p>
-            <w:pPr>
-              <w:jc w:val="both"/>
-              <w:rPr>
-                <w:rFonts w:ascii="Times New Roman" w:hAnsi="Times New Roman" w:cs="Times New Roman"/>
-                <w:sz w:val="28"/>
-                <w:szCs w:val="28"/>
-              </w:rPr>
-            </w:pPr>
-            <w:r>
-              <w:rPr>
-                <w:rFonts w:ascii="Times New Roman" w:hAnsi="Times New Roman" w:cs="Times New Roman"/>
-                <w:sz w:val="28"/>
-                <w:szCs w:val="28"/>
-              </w:rPr>
-              <w:t>Проектування програмного забезпечення за допомогою  еволюційної моделі</w:t>
             </w:r>
           </w:p>
         </w:tc>
@@ -7188,7 +7335,7 @@
 </file>
 
 <file path=customXml/itemProps1.xml><?xml version="1.0" encoding="utf-8"?>
-<ds:datastoreItem xmlns:ds="http://schemas.openxmlformats.org/officeDocument/2006/customXml" ds:itemID="{66509283-9633-4E3E-A212-48F471B1B15B}">
+<ds:datastoreItem xmlns:ds="http://schemas.openxmlformats.org/officeDocument/2006/customXml" ds:itemID="{A83A7BC8-CA95-454A-8C1B-7C7CC6FB42BD}">
   <ds:schemaRefs>
     <ds:schemaRef ds:uri="http://schemas.openxmlformats.org/officeDocument/2006/bibliography"/>
   </ds:schemaRefs>
